--- a/backend-exhibits/Sharefile to Google (MyDrive & ShareDrive) Standard not included.docx
+++ b/backend-exhibits/Sharefile to Google (MyDrive & ShareDrive) Standard not included.docx
@@ -39,14 +39,14 @@
               <w:ind w:left="52"/>
               <w:jc w:val="center"/>
               <w:rPr>
-                <w:rFonts w:ascii="Arial" w:hAnsi="Arial" w:cs="Arial"/>
-                <w:sz w:val="21"/>
-                <w:szCs w:val="21"/>
-              </w:rPr>
-            </w:pPr>
-            <w:r>
-              <w:rPr>
-                <w:rFonts w:ascii="Arial" w:eastAsia="Arial" w:hAnsi="Arial" w:cs="Arial"/>
+                <w:rFonts w:ascii="Arial" w:hAnsi="Arial" w:cs="Arial" w:eastAsia="Arial"/>
+                <w:sz w:val="21"/>
+                <w:szCs w:val="21"/>
+              </w:rPr>
+            </w:pPr>
+            <w:r>
+              <w:rPr>
+                <w:rFonts w:ascii="Arial" w:hAnsi="Arial" w:cs="Arial" w:eastAsia="Arial"/>
                 <w:b/>
                 <w:sz w:val="21"/>
                 <w:szCs w:val="21"/>
@@ -55,7 +55,7 @@
             </w:r>
             <w:r>
               <w:rPr>
-                <w:rFonts w:ascii="Arial" w:eastAsia="Arial" w:hAnsi="Arial" w:cs="Arial"/>
+                <w:rFonts w:ascii="Arial" w:hAnsi="Arial" w:cs="Arial" w:eastAsia="Arial"/>
                 <w:b/>
                 <w:sz w:val="21"/>
                 <w:szCs w:val="21"/>
@@ -64,7 +64,7 @@
             </w:r>
             <w:r>
               <w:rPr>
-                <w:rFonts w:ascii="Arial" w:eastAsia="Arial" w:hAnsi="Arial" w:cs="Arial"/>
+                <w:rFonts w:ascii="Arial" w:hAnsi="Arial" w:cs="Arial" w:eastAsia="Arial"/>
                 <w:b/>
                 <w:sz w:val="21"/>
                 <w:szCs w:val="21"/>
@@ -73,7 +73,7 @@
             </w:r>
             <w:r>
               <w:rPr>
-                <w:rFonts w:ascii="Arial" w:eastAsia="Arial" w:hAnsi="Arial" w:cs="Arial"/>
+                <w:rFonts w:ascii="Arial" w:hAnsi="Arial" w:cs="Arial" w:eastAsia="Arial"/>
                 <w:b/>
                 <w:sz w:val="21"/>
                 <w:szCs w:val="21"/>
@@ -82,7 +82,7 @@
             </w:r>
             <w:r>
               <w:rPr>
-                <w:rFonts w:ascii="Arial" w:eastAsia="Arial" w:hAnsi="Arial" w:cs="Arial"/>
+                <w:rFonts w:ascii="Arial" w:hAnsi="Arial" w:cs="Arial" w:eastAsia="Arial"/>
                 <w:b/>
                 <w:sz w:val="21"/>
                 <w:szCs w:val="21"/>
@@ -91,7 +91,7 @@
             </w:r>
             <w:r>
               <w:rPr>
-                <w:rFonts w:ascii="Arial" w:eastAsia="Arial" w:hAnsi="Arial" w:cs="Arial"/>
+                <w:rFonts w:ascii="Arial" w:hAnsi="Arial" w:cs="Arial" w:eastAsia="Arial"/>
                 <w:b/>
                 <w:sz w:val="21"/>
                 <w:szCs w:val="21"/>
@@ -100,7 +100,7 @@
             </w:r>
             <w:r>
               <w:rPr>
-                <w:rFonts w:ascii="Arial" w:eastAsia="Arial" w:hAnsi="Arial" w:cs="Arial"/>
+                <w:rFonts w:ascii="Arial" w:hAnsi="Arial" w:cs="Arial" w:eastAsia="Arial"/>
                 <w:b/>
                 <w:sz w:val="21"/>
                 <w:szCs w:val="21"/>
@@ -109,7 +109,7 @@
             </w:r>
             <w:r>
               <w:rPr>
-                <w:rFonts w:ascii="Arial" w:eastAsia="Arial" w:hAnsi="Arial" w:cs="Arial"/>
+                <w:rFonts w:ascii="Arial" w:hAnsi="Arial" w:cs="Arial" w:eastAsia="Arial"/>
                 <w:b/>
                 <w:sz w:val="21"/>
                 <w:szCs w:val="21"/>
@@ -137,16 +137,16 @@
             <w:pPr>
               <w:ind w:left="3"/>
               <w:rPr>
-                <w:rFonts w:ascii="Arial" w:hAnsi="Arial" w:cs="Arial"/>
-                <w:b/>
-                <w:bCs/>
-                <w:sz w:val="21"/>
-                <w:szCs w:val="21"/>
-              </w:rPr>
-            </w:pPr>
-            <w:r>
-              <w:rPr>
-                <w:rFonts w:ascii="Arial" w:hAnsi="Arial" w:cs="Arial"/>
+                <w:rFonts w:ascii="Arial" w:hAnsi="Arial" w:cs="Arial" w:eastAsia="Arial"/>
+                <w:b/>
+                <w:bCs/>
+                <w:sz w:val="21"/>
+                <w:szCs w:val="21"/>
+              </w:rPr>
+            </w:pPr>
+            <w:r>
+              <w:rPr>
+                <w:rFonts w:ascii="Arial" w:hAnsi="Arial" w:cs="Arial" w:eastAsia="Arial"/>
                 <w:b/>
                 <w:bCs/>
                 <w:sz w:val="21"/>
@@ -169,14 +169,14 @@
           <w:p>
             <w:pPr>
               <w:rPr>
-                <w:rFonts w:ascii="Arial" w:hAnsi="Arial" w:cs="Arial"/>
-                <w:sz w:val="21"/>
-                <w:szCs w:val="21"/>
-              </w:rPr>
-            </w:pPr>
-            <w:r>
-              <w:rPr>
-                <w:rFonts w:ascii="Arial" w:hAnsi="Arial" w:cs="Arial"/>
+                <w:rFonts w:ascii="Arial" w:hAnsi="Arial" w:cs="Arial" w:eastAsia="Arial"/>
+                <w:sz w:val="21"/>
+                <w:szCs w:val="21"/>
+              </w:rPr>
+            </w:pPr>
+            <w:r>
+              <w:rPr>
+                <w:rFonts w:ascii="Arial" w:hAnsi="Arial" w:cs="Arial" w:eastAsia="Arial"/>
                 <w:sz w:val="21"/>
                 <w:szCs w:val="21"/>
               </w:rPr>
@@ -203,16 +203,16 @@
             <w:pPr>
               <w:ind w:left="3"/>
               <w:rPr>
-                <w:rFonts w:ascii="Arial" w:hAnsi="Arial" w:cs="Arial"/>
-                <w:b/>
-                <w:bCs/>
-                <w:sz w:val="21"/>
-                <w:szCs w:val="21"/>
-              </w:rPr>
-            </w:pPr>
-            <w:r>
-              <w:rPr>
-                <w:rFonts w:ascii="Arial" w:hAnsi="Arial" w:cs="Arial"/>
+                <w:rFonts w:ascii="Arial" w:hAnsi="Arial" w:cs="Arial" w:eastAsia="Arial"/>
+                <w:b/>
+                <w:bCs/>
+                <w:sz w:val="21"/>
+                <w:szCs w:val="21"/>
+              </w:rPr>
+            </w:pPr>
+            <w:r>
+              <w:rPr>
+                <w:rFonts w:ascii="Arial" w:hAnsi="Arial" w:cs="Arial" w:eastAsia="Arial"/>
                 <w:b/>
                 <w:bCs/>
                 <w:sz w:val="21"/>
@@ -224,7 +224,7 @@
               <w:rPr>
                 <w:b/>
                 <w:bCs/>
-                <w:szCs w:val="22"/>
+                <w:szCs w:val="21"/>
                 <w:shd w:val="clear" w:color="auto" w:fill="8EA9DB"/>
               </w:rPr>
               <w:t xml:space="preserve"> </w:t>
@@ -244,14 +244,14 @@
           <w:p>
             <w:pPr>
               <w:rPr>
-                <w:rFonts w:ascii="Arial" w:hAnsi="Arial" w:cs="Arial"/>
-                <w:sz w:val="21"/>
-                <w:szCs w:val="21"/>
-              </w:rPr>
-            </w:pPr>
-            <w:r>
-              <w:rPr>
-                <w:rFonts w:ascii="Arial" w:hAnsi="Arial" w:cs="Arial"/>
+                <w:rFonts w:ascii="Arial" w:hAnsi="Arial" w:cs="Arial" w:eastAsia="Arial"/>
+                <w:sz w:val="21"/>
+                <w:szCs w:val="21"/>
+              </w:rPr>
+            </w:pPr>
+            <w:r>
+              <w:rPr>
+                <w:rFonts w:ascii="Arial" w:hAnsi="Arial" w:cs="Arial" w:eastAsia="Arial"/>
                 <w:sz w:val="21"/>
                 <w:szCs w:val="21"/>
               </w:rPr>
@@ -260,7 +260,7 @@
             <w:proofErr w:type="spellStart"/>
             <w:r>
               <w:rPr>
-                <w:rFonts w:ascii="Arial" w:hAnsi="Arial" w:cs="Arial"/>
+                <w:rFonts w:ascii="Arial" w:hAnsi="Arial" w:cs="Arial" w:eastAsia="Arial"/>
                 <w:sz w:val="21"/>
                 <w:szCs w:val="21"/>
               </w:rPr>
@@ -269,7 +269,7 @@
             <w:proofErr w:type="spellEnd"/>
             <w:r>
               <w:rPr>
-                <w:rFonts w:ascii="Arial" w:hAnsi="Arial" w:cs="Arial"/>
+                <w:rFonts w:ascii="Arial" w:hAnsi="Arial" w:cs="Arial" w:eastAsia="Arial"/>
                 <w:sz w:val="21"/>
                 <w:szCs w:val="21"/>
               </w:rPr>
@@ -296,16 +296,16 @@
             <w:pPr>
               <w:ind w:left="3"/>
               <w:rPr>
-                <w:rFonts w:ascii="Arial" w:hAnsi="Arial" w:cs="Arial"/>
-                <w:b/>
-                <w:bCs/>
-                <w:sz w:val="21"/>
-                <w:szCs w:val="21"/>
-              </w:rPr>
-            </w:pPr>
-            <w:r>
-              <w:rPr>
-                <w:rFonts w:ascii="Arial" w:hAnsi="Arial" w:cs="Arial"/>
+                <w:rFonts w:ascii="Arial" w:hAnsi="Arial" w:cs="Arial" w:eastAsia="Arial"/>
+                <w:b/>
+                <w:bCs/>
+                <w:sz w:val="21"/>
+                <w:szCs w:val="21"/>
+              </w:rPr>
+            </w:pPr>
+            <w:r>
+              <w:rPr>
+                <w:rFonts w:ascii="Arial" w:hAnsi="Arial" w:cs="Arial" w:eastAsia="Arial"/>
                 <w:b/>
                 <w:bCs/>
                 <w:sz w:val="21"/>
@@ -328,14 +328,14 @@
           <w:p>
             <w:pPr>
               <w:rPr>
-                <w:rFonts w:ascii="Arial" w:hAnsi="Arial" w:cs="Arial"/>
-                <w:sz w:val="21"/>
-                <w:szCs w:val="21"/>
-              </w:rPr>
-            </w:pPr>
-            <w:r>
-              <w:rPr>
-                <w:rFonts w:ascii="Arial" w:hAnsi="Arial" w:cs="Arial"/>
+                <w:rFonts w:ascii="Arial" w:hAnsi="Arial" w:cs="Arial" w:eastAsia="Arial"/>
+                <w:sz w:val="21"/>
+                <w:szCs w:val="21"/>
+              </w:rPr>
+            </w:pPr>
+            <w:r>
+              <w:rPr>
+                <w:rFonts w:ascii="Arial" w:hAnsi="Arial" w:cs="Arial" w:eastAsia="Arial"/>
                 <w:sz w:val="21"/>
                 <w:szCs w:val="21"/>
               </w:rPr>
@@ -362,16 +362,16 @@
             <w:pPr>
               <w:ind w:left="3"/>
               <w:rPr>
-                <w:rFonts w:ascii="Arial" w:hAnsi="Arial" w:cs="Arial"/>
-                <w:b/>
-                <w:bCs/>
-                <w:sz w:val="21"/>
-                <w:szCs w:val="21"/>
-              </w:rPr>
-            </w:pPr>
-            <w:r>
-              <w:rPr>
-                <w:rFonts w:ascii="Arial" w:hAnsi="Arial" w:cs="Arial"/>
+                <w:rFonts w:ascii="Arial" w:hAnsi="Arial" w:cs="Arial" w:eastAsia="Arial"/>
+                <w:b/>
+                <w:bCs/>
+                <w:sz w:val="21"/>
+                <w:szCs w:val="21"/>
+              </w:rPr>
+            </w:pPr>
+            <w:r>
+              <w:rPr>
+                <w:rFonts w:ascii="Arial" w:hAnsi="Arial" w:cs="Arial" w:eastAsia="Arial"/>
                 <w:b/>
                 <w:bCs/>
                 <w:sz w:val="21"/>
@@ -394,7 +394,7 @@
           <w:p>
             <w:pPr>
               <w:rPr>
-                <w:rFonts w:ascii="Arial" w:hAnsi="Arial" w:cs="Arial"/>
+                <w:rFonts w:ascii="Arial" w:hAnsi="Arial" w:cs="Arial" w:eastAsia="Arial"/>
                 <w:b/>
                 <w:bCs/>
                 <w:sz w:val="21"/>
@@ -404,7 +404,7 @@
             <w:proofErr w:type="spellStart"/>
             <w:r>
               <w:rPr>
-                <w:rFonts w:ascii="Arial" w:hAnsi="Arial" w:cs="Arial"/>
+                <w:rFonts w:ascii="Arial" w:hAnsi="Arial" w:cs="Arial" w:eastAsia="Arial"/>
                 <w:sz w:val="21"/>
                 <w:szCs w:val="21"/>
               </w:rPr>
@@ -413,7 +413,7 @@
             <w:proofErr w:type="spellEnd"/>
             <w:r>
               <w:rPr>
-                <w:rFonts w:ascii="Arial" w:hAnsi="Arial" w:cs="Arial"/>
+                <w:rFonts w:ascii="Arial" w:hAnsi="Arial" w:cs="Arial" w:eastAsia="Arial"/>
                 <w:sz w:val="21"/>
                 <w:szCs w:val="21"/>
               </w:rPr>
@@ -422,7 +422,7 @@
             <w:proofErr w:type="gramStart"/>
             <w:r>
               <w:rPr>
-                <w:rFonts w:ascii="Arial" w:hAnsi="Arial" w:cs="Arial"/>
+                <w:rFonts w:ascii="Arial" w:hAnsi="Arial" w:cs="Arial" w:eastAsia="Arial"/>
                 <w:sz w:val="21"/>
                 <w:szCs w:val="21"/>
               </w:rPr>
@@ -431,7 +431,7 @@
             <w:proofErr w:type="gramEnd"/>
             <w:r>
               <w:rPr>
-                <w:rFonts w:ascii="Arial" w:hAnsi="Arial" w:cs="Arial"/>
+                <w:rFonts w:ascii="Arial" w:hAnsi="Arial" w:cs="Arial" w:eastAsia="Arial"/>
                 <w:sz w:val="21"/>
                 <w:szCs w:val="21"/>
               </w:rPr>
@@ -439,7 +439,7 @@
             </w:r>
             <w:r>
               <w:rPr>
-                <w:rFonts w:ascii="Arial" w:hAnsi="Arial" w:cs="Arial"/>
+                <w:rFonts w:ascii="Arial" w:hAnsi="Arial" w:cs="Arial" w:eastAsia="Arial"/>
                 <w:sz w:val="21"/>
                 <w:szCs w:val="21"/>
               </w:rPr>
@@ -466,16 +466,16 @@
             <w:pPr>
               <w:ind w:left="3"/>
               <w:rPr>
-                <w:rFonts w:ascii="Arial" w:hAnsi="Arial" w:cs="Arial"/>
-                <w:b/>
-                <w:bCs/>
-                <w:sz w:val="21"/>
-                <w:szCs w:val="21"/>
-              </w:rPr>
-            </w:pPr>
-            <w:r>
-              <w:rPr>
-                <w:rFonts w:ascii="Arial" w:hAnsi="Arial" w:cs="Arial"/>
+                <w:rFonts w:ascii="Arial" w:hAnsi="Arial" w:cs="Arial" w:eastAsia="Arial"/>
+                <w:b/>
+                <w:bCs/>
+                <w:sz w:val="21"/>
+                <w:szCs w:val="21"/>
+              </w:rPr>
+            </w:pPr>
+            <w:r>
+              <w:rPr>
+                <w:rFonts w:ascii="Arial" w:hAnsi="Arial" w:cs="Arial" w:eastAsia="Arial"/>
                 <w:b/>
                 <w:bCs/>
                 <w:sz w:val="21"/>
@@ -498,7 +498,7 @@
           <w:p>
             <w:pPr>
               <w:rPr>
-                <w:rFonts w:ascii="Arial" w:hAnsi="Arial" w:cs="Arial"/>
+                <w:rFonts w:ascii="Arial" w:hAnsi="Arial" w:cs="Arial" w:eastAsia="Arial"/>
                 <w:sz w:val="21"/>
                 <w:szCs w:val="21"/>
               </w:rPr>
@@ -506,7 +506,7 @@
             <w:proofErr w:type="spellStart"/>
             <w:r>
               <w:rPr>
-                <w:rFonts w:ascii="Arial" w:hAnsi="Arial" w:cs="Arial"/>
+                <w:rFonts w:ascii="Arial" w:hAnsi="Arial" w:cs="Arial" w:eastAsia="Arial"/>
                 <w:sz w:val="21"/>
                 <w:szCs w:val="21"/>
               </w:rPr>
@@ -515,7 +515,7 @@
             <w:proofErr w:type="spellEnd"/>
             <w:r>
               <w:rPr>
-                <w:rFonts w:ascii="Arial" w:hAnsi="Arial" w:cs="Arial"/>
+                <w:rFonts w:ascii="Arial" w:hAnsi="Arial" w:cs="Arial" w:eastAsia="Arial"/>
                 <w:sz w:val="21"/>
                 <w:szCs w:val="21"/>
               </w:rPr>
@@ -541,16 +541,16 @@
           <w:p>
             <w:pPr>
               <w:rPr>
-                <w:rFonts w:ascii="Arial" w:hAnsi="Arial" w:cs="Arial"/>
-                <w:b/>
-                <w:bCs/>
-                <w:sz w:val="21"/>
-                <w:szCs w:val="21"/>
-              </w:rPr>
-            </w:pPr>
-            <w:r>
-              <w:rPr>
-                <w:rFonts w:ascii="Arial" w:hAnsi="Arial" w:cs="Arial"/>
+                <w:rFonts w:ascii="Arial" w:hAnsi="Arial" w:cs="Arial" w:eastAsia="Arial"/>
+                <w:b/>
+                <w:bCs/>
+                <w:sz w:val="21"/>
+                <w:szCs w:val="21"/>
+              </w:rPr>
+            </w:pPr>
+            <w:r>
+              <w:rPr>
+                <w:rFonts w:ascii="Arial" w:hAnsi="Arial" w:cs="Arial" w:eastAsia="Arial"/>
                 <w:b/>
                 <w:bCs/>
                 <w:sz w:val="21"/>
@@ -574,14 +574,14 @@
             <w:pPr>
               <w:spacing w:line="240" w:lineRule="auto"/>
               <w:rPr>
-                <w:rFonts w:ascii="Arial" w:hAnsi="Arial" w:cs="Arial"/>
-                <w:sz w:val="21"/>
-                <w:szCs w:val="21"/>
-              </w:rPr>
-            </w:pPr>
-            <w:r>
-              <w:rPr>
-                <w:rFonts w:ascii="Arial" w:hAnsi="Arial" w:cs="Arial"/>
+                <w:rFonts w:ascii="Arial" w:hAnsi="Arial" w:cs="Arial" w:eastAsia="Arial"/>
+                <w:sz w:val="21"/>
+                <w:szCs w:val="21"/>
+              </w:rPr>
+            </w:pPr>
+            <w:r>
+              <w:rPr>
+                <w:rFonts w:ascii="Arial" w:hAnsi="Arial" w:cs="Arial" w:eastAsia="Arial"/>
                 <w:sz w:val="21"/>
                 <w:szCs w:val="21"/>
               </w:rPr>
@@ -636,14 +636,14 @@
               <w:ind w:left="52"/>
               <w:jc w:val="center"/>
               <w:rPr>
-                <w:rFonts w:ascii="Arial" w:hAnsi="Arial" w:cs="Arial"/>
-                <w:sz w:val="21"/>
-                <w:szCs w:val="21"/>
-              </w:rPr>
-            </w:pPr>
-            <w:r>
-              <w:rPr>
-                <w:rFonts w:ascii="Arial" w:eastAsia="Arial" w:hAnsi="Arial" w:cs="Arial"/>
+                <w:rFonts w:ascii="Arial" w:hAnsi="Arial" w:cs="Arial" w:eastAsia="Arial"/>
+                <w:sz w:val="21"/>
+                <w:szCs w:val="21"/>
+              </w:rPr>
+            </w:pPr>
+            <w:r>
+              <w:rPr>
+                <w:rFonts w:ascii="Arial" w:hAnsi="Arial" w:cs="Arial" w:eastAsia="Arial"/>
                 <w:b/>
                 <w:sz w:val="21"/>
                 <w:szCs w:val="21"/>
@@ -652,7 +652,7 @@
             </w:r>
             <w:r>
               <w:rPr>
-                <w:rFonts w:ascii="Arial" w:eastAsia="Arial" w:hAnsi="Arial" w:cs="Arial"/>
+                <w:rFonts w:ascii="Arial" w:hAnsi="Arial" w:cs="Arial" w:eastAsia="Arial"/>
                 <w:b/>
                 <w:sz w:val="21"/>
                 <w:szCs w:val="21"/>
@@ -661,7 +661,7 @@
             </w:r>
             <w:r>
               <w:rPr>
-                <w:rFonts w:ascii="Arial" w:eastAsia="Arial" w:hAnsi="Arial" w:cs="Arial"/>
+                <w:rFonts w:ascii="Arial" w:hAnsi="Arial" w:cs="Arial" w:eastAsia="Arial"/>
                 <w:b/>
                 <w:sz w:val="21"/>
                 <w:szCs w:val="21"/>
@@ -670,7 +670,7 @@
             </w:r>
             <w:r>
               <w:rPr>
-                <w:rFonts w:ascii="Arial" w:eastAsia="Arial" w:hAnsi="Arial" w:cs="Arial"/>
+                <w:rFonts w:ascii="Arial" w:hAnsi="Arial" w:cs="Arial" w:eastAsia="Arial"/>
                 <w:b/>
                 <w:sz w:val="21"/>
                 <w:szCs w:val="21"/>
@@ -679,7 +679,7 @@
             </w:r>
             <w:r>
               <w:rPr>
-                <w:rFonts w:ascii="Arial" w:eastAsia="Arial" w:hAnsi="Arial" w:cs="Arial"/>
+                <w:rFonts w:ascii="Arial" w:hAnsi="Arial" w:cs="Arial" w:eastAsia="Arial"/>
                 <w:b/>
                 <w:sz w:val="21"/>
                 <w:szCs w:val="21"/>
@@ -707,16 +707,16 @@
             <w:pPr>
               <w:ind w:left="3"/>
               <w:rPr>
-                <w:rFonts w:ascii="Arial" w:hAnsi="Arial" w:cs="Arial"/>
-                <w:b/>
-                <w:bCs/>
-                <w:sz w:val="21"/>
-                <w:szCs w:val="21"/>
-              </w:rPr>
-            </w:pPr>
-            <w:r>
-              <w:rPr>
-                <w:rFonts w:ascii="Arial" w:hAnsi="Arial" w:cs="Arial"/>
+                <w:rFonts w:ascii="Arial" w:hAnsi="Arial" w:cs="Arial" w:eastAsia="Arial"/>
+                <w:b/>
+                <w:bCs/>
+                <w:sz w:val="21"/>
+                <w:szCs w:val="21"/>
+              </w:rPr>
+            </w:pPr>
+            <w:r>
+              <w:rPr>
+                <w:rFonts w:ascii="Arial" w:hAnsi="Arial" w:cs="Arial" w:eastAsia="Arial"/>
                 <w:b/>
                 <w:bCs/>
                 <w:sz w:val="21"/>
@@ -739,14 +739,14 @@
           <w:p>
             <w:pPr>
               <w:rPr>
-                <w:rFonts w:ascii="Arial" w:hAnsi="Arial" w:cs="Arial"/>
-                <w:sz w:val="21"/>
-                <w:szCs w:val="21"/>
-              </w:rPr>
-            </w:pPr>
-            <w:r>
-              <w:rPr>
-                <w:rFonts w:ascii="Arial" w:hAnsi="Arial" w:cs="Arial"/>
+                <w:rFonts w:ascii="Arial" w:hAnsi="Arial" w:cs="Arial" w:eastAsia="Arial"/>
+                <w:sz w:val="21"/>
+                <w:szCs w:val="21"/>
+              </w:rPr>
+            </w:pPr>
+            <w:r>
+              <w:rPr>
+                <w:rFonts w:ascii="Arial" w:hAnsi="Arial" w:cs="Arial" w:eastAsia="Arial"/>
                 <w:sz w:val="21"/>
                 <w:szCs w:val="21"/>
               </w:rPr>
@@ -773,16 +773,16 @@
             <w:pPr>
               <w:ind w:left="3"/>
               <w:rPr>
-                <w:rFonts w:ascii="Arial" w:hAnsi="Arial" w:cs="Arial"/>
-                <w:b/>
-                <w:bCs/>
-                <w:sz w:val="21"/>
-                <w:szCs w:val="21"/>
-              </w:rPr>
-            </w:pPr>
-            <w:r>
-              <w:rPr>
-                <w:rFonts w:ascii="Arial" w:hAnsi="Arial" w:cs="Arial"/>
+                <w:rFonts w:ascii="Arial" w:hAnsi="Arial" w:cs="Arial" w:eastAsia="Arial"/>
+                <w:b/>
+                <w:bCs/>
+                <w:sz w:val="21"/>
+                <w:szCs w:val="21"/>
+              </w:rPr>
+            </w:pPr>
+            <w:r>
+              <w:rPr>
+                <w:rFonts w:ascii="Arial" w:hAnsi="Arial" w:cs="Arial" w:eastAsia="Arial"/>
                 <w:b/>
                 <w:bCs/>
                 <w:sz w:val="21"/>
@@ -794,7 +794,7 @@
               <w:rPr>
                 <w:b/>
                 <w:bCs/>
-                <w:szCs w:val="22"/>
+                <w:szCs w:val="21"/>
                 <w:shd w:val="clear" w:color="auto" w:fill="8EA9DB"/>
               </w:rPr>
               <w:t xml:space="preserve"> </w:t>
@@ -814,14 +814,14 @@
           <w:p>
             <w:pPr>
               <w:rPr>
-                <w:rFonts w:ascii="Arial" w:hAnsi="Arial" w:cs="Arial"/>
-                <w:sz w:val="21"/>
-                <w:szCs w:val="21"/>
-              </w:rPr>
-            </w:pPr>
-            <w:r>
-              <w:rPr>
-                <w:rFonts w:ascii="Arial" w:hAnsi="Arial" w:cs="Arial"/>
+                <w:rFonts w:ascii="Arial" w:hAnsi="Arial" w:cs="Arial" w:eastAsia="Arial"/>
+                <w:sz w:val="21"/>
+                <w:szCs w:val="21"/>
+              </w:rPr>
+            </w:pPr>
+            <w:r>
+              <w:rPr>
+                <w:rFonts w:ascii="Arial" w:hAnsi="Arial" w:cs="Arial" w:eastAsia="Arial"/>
                 <w:sz w:val="21"/>
                 <w:szCs w:val="21"/>
               </w:rPr>
@@ -830,7 +830,7 @@
             <w:proofErr w:type="spellStart"/>
             <w:r>
               <w:rPr>
-                <w:rFonts w:ascii="Arial" w:hAnsi="Arial" w:cs="Arial"/>
+                <w:rFonts w:ascii="Arial" w:hAnsi="Arial" w:cs="Arial" w:eastAsia="Arial"/>
                 <w:sz w:val="21"/>
                 <w:szCs w:val="21"/>
               </w:rPr>
@@ -839,7 +839,7 @@
             <w:proofErr w:type="spellEnd"/>
             <w:r>
               <w:rPr>
-                <w:rFonts w:ascii="Arial" w:hAnsi="Arial" w:cs="Arial"/>
+                <w:rFonts w:ascii="Arial" w:hAnsi="Arial" w:cs="Arial" w:eastAsia="Arial"/>
                 <w:sz w:val="21"/>
                 <w:szCs w:val="21"/>
               </w:rPr>
@@ -866,16 +866,16 @@
             <w:pPr>
               <w:ind w:left="3"/>
               <w:rPr>
-                <w:rFonts w:ascii="Arial" w:hAnsi="Arial" w:cs="Arial"/>
-                <w:b/>
-                <w:bCs/>
-                <w:sz w:val="21"/>
-                <w:szCs w:val="21"/>
-              </w:rPr>
-            </w:pPr>
-            <w:r>
-              <w:rPr>
-                <w:rFonts w:ascii="Arial" w:hAnsi="Arial" w:cs="Arial"/>
+                <w:rFonts w:ascii="Arial" w:hAnsi="Arial" w:cs="Arial" w:eastAsia="Arial"/>
+                <w:b/>
+                <w:bCs/>
+                <w:sz w:val="21"/>
+                <w:szCs w:val="21"/>
+              </w:rPr>
+            </w:pPr>
+            <w:r>
+              <w:rPr>
+                <w:rFonts w:ascii="Arial" w:hAnsi="Arial" w:cs="Arial" w:eastAsia="Arial"/>
                 <w:b/>
                 <w:bCs/>
                 <w:sz w:val="21"/>
@@ -898,14 +898,14 @@
           <w:p>
             <w:pPr>
               <w:rPr>
-                <w:rFonts w:ascii="Arial" w:hAnsi="Arial" w:cs="Arial"/>
-                <w:sz w:val="21"/>
-                <w:szCs w:val="21"/>
-              </w:rPr>
-            </w:pPr>
-            <w:r>
-              <w:rPr>
-                <w:rFonts w:ascii="Arial" w:hAnsi="Arial" w:cs="Arial"/>
+                <w:rFonts w:ascii="Arial" w:hAnsi="Arial" w:cs="Arial" w:eastAsia="Arial"/>
+                <w:sz w:val="21"/>
+                <w:szCs w:val="21"/>
+              </w:rPr>
+            </w:pPr>
+            <w:r>
+              <w:rPr>
+                <w:rFonts w:ascii="Arial" w:hAnsi="Arial" w:cs="Arial" w:eastAsia="Arial"/>
                 <w:sz w:val="21"/>
                 <w:szCs w:val="21"/>
               </w:rPr>
@@ -932,16 +932,16 @@
             <w:pPr>
               <w:ind w:left="3"/>
               <w:rPr>
-                <w:rFonts w:ascii="Arial" w:hAnsi="Arial" w:cs="Arial"/>
-                <w:b/>
-                <w:bCs/>
-                <w:sz w:val="21"/>
-                <w:szCs w:val="21"/>
-              </w:rPr>
-            </w:pPr>
-            <w:r>
-              <w:rPr>
-                <w:rFonts w:ascii="Arial" w:hAnsi="Arial" w:cs="Arial"/>
+                <w:rFonts w:ascii="Arial" w:hAnsi="Arial" w:cs="Arial" w:eastAsia="Arial"/>
+                <w:b/>
+                <w:bCs/>
+                <w:sz w:val="21"/>
+                <w:szCs w:val="21"/>
+              </w:rPr>
+            </w:pPr>
+            <w:r>
+              <w:rPr>
+                <w:rFonts w:ascii="Arial" w:hAnsi="Arial" w:cs="Arial" w:eastAsia="Arial"/>
                 <w:b/>
                 <w:bCs/>
                 <w:sz w:val="21"/>
@@ -964,7 +964,7 @@
           <w:p>
             <w:pPr>
               <w:rPr>
-                <w:rFonts w:ascii="Arial" w:hAnsi="Arial" w:cs="Arial"/>
+                <w:rFonts w:ascii="Arial" w:hAnsi="Arial" w:cs="Arial" w:eastAsia="Arial"/>
                 <w:b/>
                 <w:bCs/>
                 <w:sz w:val="21"/>
@@ -974,7 +974,7 @@
             <w:proofErr w:type="spellStart"/>
             <w:r>
               <w:rPr>
-                <w:rFonts w:ascii="Arial" w:hAnsi="Arial" w:cs="Arial"/>
+                <w:rFonts w:ascii="Arial" w:hAnsi="Arial" w:cs="Arial" w:eastAsia="Arial"/>
                 <w:sz w:val="21"/>
                 <w:szCs w:val="21"/>
               </w:rPr>
@@ -983,7 +983,7 @@
             <w:proofErr w:type="spellEnd"/>
             <w:r>
               <w:rPr>
-                <w:rFonts w:ascii="Arial" w:hAnsi="Arial" w:cs="Arial"/>
+                <w:rFonts w:ascii="Arial" w:hAnsi="Arial" w:cs="Arial" w:eastAsia="Arial"/>
                 <w:sz w:val="21"/>
                 <w:szCs w:val="21"/>
               </w:rPr>
@@ -992,7 +992,7 @@
             <w:proofErr w:type="gramStart"/>
             <w:r>
               <w:rPr>
-                <w:rFonts w:ascii="Arial" w:hAnsi="Arial" w:cs="Arial"/>
+                <w:rFonts w:ascii="Arial" w:hAnsi="Arial" w:cs="Arial" w:eastAsia="Arial"/>
                 <w:sz w:val="21"/>
                 <w:szCs w:val="21"/>
               </w:rPr>
@@ -1001,7 +1001,7 @@
             <w:proofErr w:type="gramEnd"/>
             <w:r>
               <w:rPr>
-                <w:rFonts w:ascii="Arial" w:hAnsi="Arial" w:cs="Arial"/>
+                <w:rFonts w:ascii="Arial" w:hAnsi="Arial" w:cs="Arial" w:eastAsia="Arial"/>
                 <w:sz w:val="21"/>
                 <w:szCs w:val="21"/>
               </w:rPr>
@@ -1009,7 +1009,7 @@
             </w:r>
             <w:r>
               <w:rPr>
-                <w:rFonts w:ascii="Arial" w:hAnsi="Arial" w:cs="Arial"/>
+                <w:rFonts w:ascii="Arial" w:hAnsi="Arial" w:cs="Arial" w:eastAsia="Arial"/>
                 <w:sz w:val="21"/>
                 <w:szCs w:val="21"/>
               </w:rPr>
@@ -1036,16 +1036,16 @@
             <w:pPr>
               <w:ind w:left="3"/>
               <w:rPr>
-                <w:rFonts w:ascii="Arial" w:hAnsi="Arial" w:cs="Arial"/>
-                <w:b/>
-                <w:bCs/>
-                <w:sz w:val="21"/>
-                <w:szCs w:val="21"/>
-              </w:rPr>
-            </w:pPr>
-            <w:r>
-              <w:rPr>
-                <w:rFonts w:ascii="Arial" w:hAnsi="Arial" w:cs="Arial"/>
+                <w:rFonts w:ascii="Arial" w:hAnsi="Arial" w:cs="Arial" w:eastAsia="Arial"/>
+                <w:b/>
+                <w:bCs/>
+                <w:sz w:val="21"/>
+                <w:szCs w:val="21"/>
+              </w:rPr>
+            </w:pPr>
+            <w:r>
+              <w:rPr>
+                <w:rFonts w:ascii="Arial" w:hAnsi="Arial" w:cs="Arial" w:eastAsia="Arial"/>
                 <w:b/>
                 <w:bCs/>
                 <w:sz w:val="21"/>
@@ -1068,7 +1068,7 @@
           <w:p>
             <w:pPr>
               <w:rPr>
-                <w:rFonts w:ascii="Arial" w:hAnsi="Arial" w:cs="Arial"/>
+                <w:rFonts w:ascii="Arial" w:hAnsi="Arial" w:cs="Arial" w:eastAsia="Arial"/>
                 <w:sz w:val="21"/>
                 <w:szCs w:val="21"/>
               </w:rPr>
@@ -1076,7 +1076,7 @@
             <w:proofErr w:type="spellStart"/>
             <w:r>
               <w:rPr>
-                <w:rFonts w:ascii="Arial" w:hAnsi="Arial" w:cs="Arial"/>
+                <w:rFonts w:ascii="Arial" w:hAnsi="Arial" w:cs="Arial" w:eastAsia="Arial"/>
                 <w:sz w:val="21"/>
                 <w:szCs w:val="21"/>
               </w:rPr>
@@ -1085,7 +1085,7 @@
             <w:proofErr w:type="spellEnd"/>
             <w:r>
               <w:rPr>
-                <w:rFonts w:ascii="Arial" w:hAnsi="Arial" w:cs="Arial"/>
+                <w:rFonts w:ascii="Arial" w:hAnsi="Arial" w:cs="Arial" w:eastAsia="Arial"/>
                 <w:sz w:val="21"/>
                 <w:szCs w:val="21"/>
               </w:rPr>
@@ -1111,16 +1111,16 @@
           <w:p>
             <w:pPr>
               <w:rPr>
-                <w:rFonts w:ascii="Arial" w:hAnsi="Arial" w:cs="Arial"/>
-                <w:b/>
-                <w:bCs/>
-                <w:sz w:val="21"/>
-                <w:szCs w:val="21"/>
-              </w:rPr>
-            </w:pPr>
-            <w:r>
-              <w:rPr>
-                <w:rFonts w:ascii="Arial" w:hAnsi="Arial" w:cs="Arial"/>
+                <w:rFonts w:ascii="Arial" w:hAnsi="Arial" w:cs="Arial" w:eastAsia="Arial"/>
+                <w:b/>
+                <w:bCs/>
+                <w:sz w:val="21"/>
+                <w:szCs w:val="21"/>
+              </w:rPr>
+            </w:pPr>
+            <w:r>
+              <w:rPr>
+                <w:rFonts w:ascii="Arial" w:hAnsi="Arial" w:cs="Arial" w:eastAsia="Arial"/>
                 <w:b/>
                 <w:bCs/>
                 <w:sz w:val="21"/>
@@ -1144,14 +1144,14 @@
             <w:pPr>
               <w:spacing w:line="240" w:lineRule="auto"/>
               <w:rPr>
-                <w:rFonts w:ascii="Arial" w:hAnsi="Arial" w:cs="Arial"/>
-                <w:sz w:val="21"/>
-                <w:szCs w:val="21"/>
-              </w:rPr>
-            </w:pPr>
-            <w:r>
-              <w:rPr>
-                <w:rFonts w:ascii="Arial" w:hAnsi="Arial" w:cs="Arial"/>
+                <w:rFonts w:ascii="Arial" w:hAnsi="Arial" w:cs="Arial" w:eastAsia="Arial"/>
+                <w:sz w:val="21"/>
+                <w:szCs w:val="21"/>
+              </w:rPr>
+            </w:pPr>
+            <w:r>
+              <w:rPr>
+                <w:rFonts w:ascii="Arial" w:hAnsi="Arial" w:cs="Arial" w:eastAsia="Arial"/>
                 <w:sz w:val="21"/>
                 <w:szCs w:val="21"/>
               </w:rPr>
@@ -1177,10 +1177,10 @@
   <w:docDefaults>
     <w:rPrDefault>
       <w:rPr>
-        <w:rFonts w:asciiTheme="minorHAnsi" w:eastAsiaTheme="minorHAnsi" w:hAnsiTheme="minorHAnsi" w:cstheme="minorBidi"/>
+        <w:rFonts w:ascii="Arial" w:hAnsi="Arial" w:cs="Arial" w:eastAsia="Arial"/>
         <w:kern w:val="2"/>
-        <w:sz w:val="24"/>
-        <w:szCs w:val="24"/>
+        <w:sz w:val="21"/>
+        <w:szCs w:val="21"/>
         <w:lang w:val="en-IN" w:eastAsia="en-US" w:bidi="ar-SA"/>
         <w14:ligatures w14:val="standardContextual"/>
       </w:rPr>
@@ -1577,9 +1577,9 @@
       <w:spacing w:line="259" w:lineRule="auto"/>
     </w:pPr>
     <w:rPr>
-      <w:rFonts w:ascii="Calibri" w:eastAsia="Calibri" w:hAnsi="Calibri" w:cs="Calibri"/>
+      <w:rFonts w:ascii="Arial" w:hAnsi="Arial" w:cs="Arial" w:eastAsia="Arial"/>
       <w:color w:val="000000"/>
-      <w:sz w:val="22"/>
+      <w:sz w:val="21"/>
       <w:lang w:eastAsia="en-IN"/>
     </w:rPr>
   </w:style>
@@ -1598,10 +1598,10 @@
       <w:outlineLvl w:val="0"/>
     </w:pPr>
     <w:rPr>
-      <w:rFonts w:asciiTheme="majorHAnsi" w:eastAsiaTheme="majorEastAsia" w:hAnsiTheme="majorHAnsi" w:cstheme="majorBidi"/>
+      <w:rFonts w:ascii="Arial" w:hAnsi="Arial" w:cs="Arial" w:eastAsia="Arial"/>
       <w:color w:val="0F4761" w:themeColor="accent1" w:themeShade="BF"/>
-      <w:sz w:val="40"/>
-      <w:szCs w:val="40"/>
+      <w:sz w:val="21"/>
+      <w:szCs w:val="21"/>
       <w:lang w:eastAsia="en-US"/>
     </w:rPr>
   </w:style>
@@ -1622,10 +1622,10 @@
       <w:outlineLvl w:val="1"/>
     </w:pPr>
     <w:rPr>
-      <w:rFonts w:asciiTheme="majorHAnsi" w:eastAsiaTheme="majorEastAsia" w:hAnsiTheme="majorHAnsi" w:cstheme="majorBidi"/>
+      <w:rFonts w:ascii="Arial" w:hAnsi="Arial" w:cs="Arial" w:eastAsia="Arial"/>
       <w:color w:val="0F4761" w:themeColor="accent1" w:themeShade="BF"/>
-      <w:sz w:val="32"/>
-      <w:szCs w:val="32"/>
+      <w:sz w:val="21"/>
+      <w:szCs w:val="21"/>
       <w:lang w:eastAsia="en-US"/>
     </w:rPr>
   </w:style>
@@ -1646,10 +1646,10 @@
       <w:outlineLvl w:val="2"/>
     </w:pPr>
     <w:rPr>
-      <w:rFonts w:asciiTheme="minorHAnsi" w:eastAsiaTheme="majorEastAsia" w:hAnsiTheme="minorHAnsi" w:cstheme="majorBidi"/>
+      <w:rFonts w:ascii="Arial" w:hAnsi="Arial" w:cs="Arial" w:eastAsia="Arial"/>
       <w:color w:val="0F4761" w:themeColor="accent1" w:themeShade="BF"/>
-      <w:sz w:val="28"/>
-      <w:szCs w:val="28"/>
+      <w:sz w:val="21"/>
+      <w:szCs w:val="21"/>
       <w:lang w:eastAsia="en-US"/>
     </w:rPr>
   </w:style>
@@ -1670,11 +1670,11 @@
       <w:outlineLvl w:val="3"/>
     </w:pPr>
     <w:rPr>
-      <w:rFonts w:asciiTheme="minorHAnsi" w:eastAsiaTheme="majorEastAsia" w:hAnsiTheme="minorHAnsi" w:cstheme="majorBidi"/>
+      <w:rFonts w:ascii="Arial" w:hAnsi="Arial" w:cs="Arial" w:eastAsia="Arial"/>
       <w:i/>
       <w:iCs/>
       <w:color w:val="0F4761" w:themeColor="accent1" w:themeShade="BF"/>
-      <w:sz w:val="24"/>
+      <w:sz w:val="21"/>
       <w:lang w:eastAsia="en-US"/>
     </w:rPr>
   </w:style>
@@ -1695,9 +1695,9 @@
       <w:outlineLvl w:val="4"/>
     </w:pPr>
     <w:rPr>
-      <w:rFonts w:asciiTheme="minorHAnsi" w:eastAsiaTheme="majorEastAsia" w:hAnsiTheme="minorHAnsi" w:cstheme="majorBidi"/>
+      <w:rFonts w:ascii="Arial" w:hAnsi="Arial" w:cs="Arial" w:eastAsia="Arial"/>
       <w:color w:val="0F4761" w:themeColor="accent1" w:themeShade="BF"/>
-      <w:sz w:val="24"/>
+      <w:sz w:val="21"/>
       <w:lang w:eastAsia="en-US"/>
     </w:rPr>
   </w:style>
@@ -1718,11 +1718,11 @@
       <w:outlineLvl w:val="5"/>
     </w:pPr>
     <w:rPr>
-      <w:rFonts w:asciiTheme="minorHAnsi" w:eastAsiaTheme="majorEastAsia" w:hAnsiTheme="minorHAnsi" w:cstheme="majorBidi"/>
+      <w:rFonts w:ascii="Arial" w:hAnsi="Arial" w:cs="Arial" w:eastAsia="Arial"/>
       <w:i/>
       <w:iCs/>
       <w:color w:val="595959" w:themeColor="text1" w:themeTint="A6"/>
-      <w:sz w:val="24"/>
+      <w:sz w:val="21"/>
       <w:lang w:eastAsia="en-US"/>
     </w:rPr>
   </w:style>
@@ -1743,9 +1743,9 @@
       <w:outlineLvl w:val="6"/>
     </w:pPr>
     <w:rPr>
-      <w:rFonts w:asciiTheme="minorHAnsi" w:eastAsiaTheme="majorEastAsia" w:hAnsiTheme="minorHAnsi" w:cstheme="majorBidi"/>
+      <w:rFonts w:ascii="Arial" w:hAnsi="Arial" w:cs="Arial" w:eastAsia="Arial"/>
       <w:color w:val="595959" w:themeColor="text1" w:themeTint="A6"/>
-      <w:sz w:val="24"/>
+      <w:sz w:val="21"/>
       <w:lang w:eastAsia="en-US"/>
     </w:rPr>
   </w:style>
@@ -1766,11 +1766,11 @@
       <w:outlineLvl w:val="7"/>
     </w:pPr>
     <w:rPr>
-      <w:rFonts w:asciiTheme="minorHAnsi" w:eastAsiaTheme="majorEastAsia" w:hAnsiTheme="minorHAnsi" w:cstheme="majorBidi"/>
+      <w:rFonts w:ascii="Arial" w:hAnsi="Arial" w:cs="Arial" w:eastAsia="Arial"/>
       <w:i/>
       <w:iCs/>
       <w:color w:val="272727" w:themeColor="text1" w:themeTint="D8"/>
-      <w:sz w:val="24"/>
+      <w:sz w:val="21"/>
       <w:lang w:eastAsia="en-US"/>
     </w:rPr>
   </w:style>
@@ -1791,9 +1791,9 @@
       <w:outlineLvl w:val="8"/>
     </w:pPr>
     <w:rPr>
-      <w:rFonts w:asciiTheme="minorHAnsi" w:eastAsiaTheme="majorEastAsia" w:hAnsiTheme="minorHAnsi" w:cstheme="majorBidi"/>
+      <w:rFonts w:ascii="Arial" w:hAnsi="Arial" w:cs="Arial" w:eastAsia="Arial"/>
       <w:color w:val="272727" w:themeColor="text1" w:themeTint="D8"/>
-      <w:sz w:val="24"/>
+      <w:sz w:val="21"/>
       <w:lang w:eastAsia="en-US"/>
     </w:rPr>
   </w:style>
@@ -1831,10 +1831,10 @@
     <w:uiPriority w:val="9"/>
     <w:rsid w:val="00C44E90"/>
     <w:rPr>
-      <w:rFonts w:asciiTheme="majorHAnsi" w:eastAsiaTheme="majorEastAsia" w:hAnsiTheme="majorHAnsi" w:cstheme="majorBidi"/>
+      <w:rFonts w:ascii="Arial" w:hAnsi="Arial" w:cs="Arial" w:eastAsia="Arial"/>
       <w:color w:val="0F4761" w:themeColor="accent1" w:themeShade="BF"/>
-      <w:sz w:val="40"/>
-      <w:szCs w:val="40"/>
+      <w:sz w:val="21"/>
+      <w:szCs w:val="21"/>
     </w:rPr>
   </w:style>
   <w:style w:type="character" w:customStyle="1" w:styleId="Heading2Char">
@@ -1845,10 +1845,10 @@
     <w:semiHidden/>
     <w:rsid w:val="00C44E90"/>
     <w:rPr>
-      <w:rFonts w:asciiTheme="majorHAnsi" w:eastAsiaTheme="majorEastAsia" w:hAnsiTheme="majorHAnsi" w:cstheme="majorBidi"/>
+      <w:rFonts w:ascii="Arial" w:hAnsi="Arial" w:cs="Arial" w:eastAsia="Arial"/>
       <w:color w:val="0F4761" w:themeColor="accent1" w:themeShade="BF"/>
-      <w:sz w:val="32"/>
-      <w:szCs w:val="32"/>
+      <w:sz w:val="21"/>
+      <w:szCs w:val="21"/>
     </w:rPr>
   </w:style>
   <w:style w:type="character" w:customStyle="1" w:styleId="Heading3Char">
@@ -1859,10 +1859,10 @@
     <w:semiHidden/>
     <w:rsid w:val="00C44E90"/>
     <w:rPr>
-      <w:rFonts w:eastAsiaTheme="majorEastAsia" w:cstheme="majorBidi"/>
+      <w:rFonts w:ascii="Arial" w:hAnsi="Arial" w:cs="Arial" w:eastAsia="Arial"/>
       <w:color w:val="0F4761" w:themeColor="accent1" w:themeShade="BF"/>
-      <w:sz w:val="28"/>
-      <w:szCs w:val="28"/>
+      <w:sz w:val="21"/>
+      <w:szCs w:val="21"/>
     </w:rPr>
   </w:style>
   <w:style w:type="character" w:customStyle="1" w:styleId="Heading4Char">
@@ -1873,7 +1873,7 @@
     <w:semiHidden/>
     <w:rsid w:val="00C44E90"/>
     <w:rPr>
-      <w:rFonts w:eastAsiaTheme="majorEastAsia" w:cstheme="majorBidi"/>
+      <w:rFonts w:ascii="Arial" w:hAnsi="Arial" w:cs="Arial" w:eastAsia="Arial"/>
       <w:i/>
       <w:iCs/>
       <w:color w:val="0F4761" w:themeColor="accent1" w:themeShade="BF"/>
@@ -1887,7 +1887,7 @@
     <w:semiHidden/>
     <w:rsid w:val="00C44E90"/>
     <w:rPr>
-      <w:rFonts w:eastAsiaTheme="majorEastAsia" w:cstheme="majorBidi"/>
+      <w:rFonts w:ascii="Arial" w:hAnsi="Arial" w:cs="Arial" w:eastAsia="Arial"/>
       <w:color w:val="0F4761" w:themeColor="accent1" w:themeShade="BF"/>
     </w:rPr>
   </w:style>
@@ -1899,7 +1899,7 @@
     <w:semiHidden/>
     <w:rsid w:val="00C44E90"/>
     <w:rPr>
-      <w:rFonts w:eastAsiaTheme="majorEastAsia" w:cstheme="majorBidi"/>
+      <w:rFonts w:ascii="Arial" w:hAnsi="Arial" w:cs="Arial" w:eastAsia="Arial"/>
       <w:i/>
       <w:iCs/>
       <w:color w:val="595959" w:themeColor="text1" w:themeTint="A6"/>
@@ -1913,7 +1913,7 @@
     <w:semiHidden/>
     <w:rsid w:val="00C44E90"/>
     <w:rPr>
-      <w:rFonts w:eastAsiaTheme="majorEastAsia" w:cstheme="majorBidi"/>
+      <w:rFonts w:ascii="Arial" w:hAnsi="Arial" w:cs="Arial" w:eastAsia="Arial"/>
       <w:color w:val="595959" w:themeColor="text1" w:themeTint="A6"/>
     </w:rPr>
   </w:style>
@@ -1925,7 +1925,7 @@
     <w:semiHidden/>
     <w:rsid w:val="00C44E90"/>
     <w:rPr>
-      <w:rFonts w:eastAsiaTheme="majorEastAsia" w:cstheme="majorBidi"/>
+      <w:rFonts w:ascii="Arial" w:hAnsi="Arial" w:cs="Arial" w:eastAsia="Arial"/>
       <w:i/>
       <w:iCs/>
       <w:color w:val="272727" w:themeColor="text1" w:themeTint="D8"/>
@@ -1939,7 +1939,7 @@
     <w:semiHidden/>
     <w:rsid w:val="00C44E90"/>
     <w:rPr>
-      <w:rFonts w:eastAsiaTheme="majorEastAsia" w:cstheme="majorBidi"/>
+      <w:rFonts w:ascii="Arial" w:hAnsi="Arial" w:cs="Arial" w:eastAsia="Arial"/>
       <w:color w:val="272727" w:themeColor="text1" w:themeTint="D8"/>
     </w:rPr>
   </w:style>
@@ -1956,12 +1956,12 @@
       <w:contextualSpacing/>
     </w:pPr>
     <w:rPr>
-      <w:rFonts w:asciiTheme="majorHAnsi" w:eastAsiaTheme="majorEastAsia" w:hAnsiTheme="majorHAnsi" w:cstheme="majorBidi"/>
+      <w:rFonts w:ascii="Arial" w:hAnsi="Arial" w:cs="Arial" w:eastAsia="Arial"/>
       <w:color w:val="auto"/>
       <w:spacing w:val="-10"/>
       <w:kern w:val="28"/>
-      <w:sz w:val="56"/>
-      <w:szCs w:val="56"/>
+      <w:sz w:val="21"/>
+      <w:szCs w:val="21"/>
       <w:lang w:eastAsia="en-US"/>
     </w:rPr>
   </w:style>
@@ -1972,11 +1972,11 @@
     <w:uiPriority w:val="10"/>
     <w:rsid w:val="00C44E90"/>
     <w:rPr>
-      <w:rFonts w:asciiTheme="majorHAnsi" w:eastAsiaTheme="majorEastAsia" w:hAnsiTheme="majorHAnsi" w:cstheme="majorBidi"/>
+      <w:rFonts w:ascii="Arial" w:hAnsi="Arial" w:cs="Arial" w:eastAsia="Arial"/>
       <w:spacing w:val="-10"/>
       <w:kern w:val="28"/>
-      <w:sz w:val="56"/>
-      <w:szCs w:val="56"/>
+      <w:sz w:val="21"/>
+      <w:szCs w:val="21"/>
     </w:rPr>
   </w:style>
   <w:style w:type="paragraph" w:styleId="Subtitle">
@@ -1994,11 +1994,11 @@
       <w:spacing w:line="278" w:lineRule="auto"/>
     </w:pPr>
     <w:rPr>
-      <w:rFonts w:asciiTheme="minorHAnsi" w:eastAsiaTheme="majorEastAsia" w:hAnsiTheme="minorHAnsi" w:cstheme="majorBidi"/>
+      <w:rFonts w:ascii="Arial" w:hAnsi="Arial" w:cs="Arial" w:eastAsia="Arial"/>
       <w:color w:val="595959" w:themeColor="text1" w:themeTint="A6"/>
       <w:spacing w:val="15"/>
-      <w:sz w:val="28"/>
-      <w:szCs w:val="28"/>
+      <w:sz w:val="21"/>
+      <w:szCs w:val="21"/>
       <w:lang w:eastAsia="en-US"/>
     </w:rPr>
   </w:style>
@@ -2009,11 +2009,11 @@
     <w:uiPriority w:val="11"/>
     <w:rsid w:val="00C44E90"/>
     <w:rPr>
-      <w:rFonts w:eastAsiaTheme="majorEastAsia" w:cstheme="majorBidi"/>
+      <w:rFonts w:ascii="Arial" w:hAnsi="Arial" w:cs="Arial" w:eastAsia="Arial"/>
       <w:color w:val="595959" w:themeColor="text1" w:themeTint="A6"/>
       <w:spacing w:val="15"/>
-      <w:sz w:val="28"/>
-      <w:szCs w:val="28"/>
+      <w:sz w:val="21"/>
+      <w:szCs w:val="21"/>
     </w:rPr>
   </w:style>
   <w:style w:type="paragraph" w:styleId="Quote">
@@ -2029,11 +2029,11 @@
       <w:jc w:val="center"/>
     </w:pPr>
     <w:rPr>
-      <w:rFonts w:asciiTheme="minorHAnsi" w:eastAsiaTheme="minorHAnsi" w:hAnsiTheme="minorHAnsi" w:cstheme="minorBidi"/>
+      <w:rFonts w:ascii="Arial" w:hAnsi="Arial" w:cs="Arial" w:eastAsia="Arial"/>
       <w:i/>
       <w:iCs/>
       <w:color w:val="404040" w:themeColor="text1" w:themeTint="BF"/>
-      <w:sz w:val="24"/>
+      <w:sz w:val="21"/>
       <w:lang w:eastAsia="en-US"/>
     </w:rPr>
   </w:style>
@@ -2061,9 +2061,9 @@
       <w:contextualSpacing/>
     </w:pPr>
     <w:rPr>
-      <w:rFonts w:asciiTheme="minorHAnsi" w:eastAsiaTheme="minorHAnsi" w:hAnsiTheme="minorHAnsi" w:cstheme="minorBidi"/>
+      <w:rFonts w:ascii="Arial" w:hAnsi="Arial" w:cs="Arial" w:eastAsia="Arial"/>
       <w:color w:val="auto"/>
-      <w:sz w:val="24"/>
+      <w:sz w:val="21"/>
       <w:lang w:eastAsia="en-US"/>
     </w:rPr>
   </w:style>
@@ -2097,11 +2097,11 @@
       <w:jc w:val="center"/>
     </w:pPr>
     <w:rPr>
-      <w:rFonts w:asciiTheme="minorHAnsi" w:eastAsiaTheme="minorHAnsi" w:hAnsiTheme="minorHAnsi" w:cstheme="minorBidi"/>
+      <w:rFonts w:ascii="Arial" w:hAnsi="Arial" w:cs="Arial" w:eastAsia="Arial"/>
       <w:i/>
       <w:iCs/>
       <w:color w:val="0F4761" w:themeColor="accent1" w:themeShade="BF"/>
-      <w:sz w:val="24"/>
+      <w:sz w:val="21"/>
       <w:lang w:eastAsia="en-US"/>
     </w:rPr>
   </w:style>
@@ -2138,7 +2138,7 @@
       <w:spacing w:after="0" w:line="240" w:lineRule="auto"/>
     </w:pPr>
     <w:rPr>
-      <w:rFonts w:eastAsiaTheme="minorEastAsia"/>
+      <w:rFonts w:ascii="Arial" w:hAnsi="Arial" w:cs="Arial" w:eastAsia="Arial"/>
       <w:lang w:eastAsia="en-IN"/>
     </w:rPr>
     <w:tblPr>
